--- a/00-首页/题组Word/第一轮·竞赛教材版/第一轮原理-7-沉淀溶解平衡-教师版.docx
+++ b/00-首页/题组Word/第一轮·竞赛教材版/第一轮原理-7-沉淀溶解平衡-教师版.docx
@@ -3416,14 +3416,14 @@
         </w:rPr>
         <w:drawing>
           <wp:inline>
-            <wp:extent cx="3240000" cy="4584609"/>
+            <wp:extent cx="3600000" cy="2650789"/>
             <wp:effectExtent b="0" l="0" r="0" t="0"/>
             <wp:docPr descr="" title="" id="32" name="Picture"/>
             <a:graphic>
               <a:graphicData uri="http://schemas.openxmlformats.org/drawingml/2006/picture">
                 <pic:pic>
                   <pic:nvPicPr>
-                    <pic:cNvPr descr="2022-浙江预赛_p08.png" id="33" name="Picture"/>
+                    <pic:cNvPr descr="06-外部资料导入/真题/省预赛/裁剪图/2022-浙江预赛_q36.png" id="33" name="Picture"/>
                     <pic:cNvPicPr>
                       <a:picLocks noChangeArrowheads="1" noChangeAspect="1"/>
                     </pic:cNvPicPr>
@@ -3437,7 +3437,7 @@
                   <pic:spPr bwMode="auto">
                     <a:xfrm>
                       <a:off x="0" y="0"/>
-                      <a:ext cx="3240000" cy="4584609"/>
+                      <a:ext cx="3600000" cy="2650789"/>
                     </a:xfrm>
                     <a:prstGeom prst="rect">
                       <a:avLst/>

--- a/00-首页/题组Word/第一轮·竞赛教材版/第一轮原理-7-沉淀溶解平衡-教师版.docx
+++ b/00-首页/题组Word/第一轮·竞赛教材版/第一轮原理-7-沉淀溶解平衡-教师版.docx
@@ -3995,27 +3995,9 @@
       </w:pPr>
       <w:r>
         <w:rPr>
-          <w:rFonts w:hint="eastAsia" w:ascii="Times New Roman" w:hAnsi="Times New Roman" w:eastAsia="Times New Roman" w:cs="Times New Roman"/>
-        </w:rPr>
-        <w:t>【</w:t>
-      </w:r>
-      <w:r>
-        <w:rPr>
-          <w:rFonts w:hint="eastAsia" w:ascii="Times New Roman" w:hAnsi="Times New Roman" w:eastAsia="FangSong" w:cs="Times New Roman"/>
-        </w:rPr>
-        <w:t>例</w:t>
-      </w:r>
-      <w:r>
-        <w:rPr>
-          <w:rFonts w:hint="eastAsia" w:ascii="Times New Roman" w:hAnsi="Times New Roman" w:eastAsia="Times New Roman" w:cs="Times New Roman"/>
-        </w:rPr>
-        <w:t>1】298</w:t>
-      </w:r>
-      <w:r>
-        <w:rPr>
-          <w:rFonts w:ascii="Times New Roman" w:hAnsi="Times New Roman" w:eastAsia="Times New Roman" w:cs="Times New Roman"/>
-        </w:rPr>
-        <w:t xml:space="preserve"> K </w:t>
+          <w:rFonts w:ascii="Times New Roman" w:hAnsi="Times New Roman" w:eastAsia="Times New Roman" w:cs="Times New Roman"/>
+        </w:rPr>
+        <w:t xml:space="preserve">298 K </w:t>
       </w:r>
       <w:r>
         <w:rPr>
@@ -5936,27 +5918,9 @@
       </w:pPr>
       <w:r>
         <w:rPr>
-          <w:rFonts w:hint="eastAsia" w:ascii="Times New Roman" w:hAnsi="Times New Roman" w:eastAsia="Times New Roman" w:cs="Times New Roman"/>
-        </w:rPr>
-        <w:t>【</w:t>
-      </w:r>
-      <w:r>
-        <w:rPr>
-          <w:rFonts w:hint="eastAsia" w:ascii="Times New Roman" w:hAnsi="Times New Roman" w:eastAsia="FangSong" w:cs="Times New Roman"/>
-        </w:rPr>
-        <w:t>例</w:t>
-      </w:r>
-      <w:r>
-        <w:rPr>
-          <w:rFonts w:hint="eastAsia" w:ascii="Times New Roman" w:hAnsi="Times New Roman" w:eastAsia="Times New Roman" w:cs="Times New Roman"/>
-        </w:rPr>
-        <w:t>2】</w:t>
-      </w:r>
-      <w:r>
-        <w:rPr>
-          <w:rFonts w:hint="eastAsia" w:ascii="Times New Roman" w:hAnsi="Times New Roman" w:eastAsia="FangSong" w:cs="Times New Roman"/>
-        </w:rPr>
-        <w:t>已知</w:t>
+          <w:rFonts w:hint="eastAsia" w:ascii="Times New Roman" w:hAnsi="Times New Roman" w:eastAsia="FangSong" w:cs="Times New Roman"/>
+        </w:rPr>
+        <w:t xml:space="preserve">已知</w:t>
       </w:r>
       <w:r>
         <w:rPr>
@@ -7517,60 +7481,6 @@
         </w:rPr>
         <w:t>第二分册</w:t>
       </w:r>
-      <w:r>
-        <w:rPr>
-          <w:rFonts w:ascii="Times New Roman" w:hAnsi="Times New Roman" w:eastAsia="Times New Roman" w:cs="Times New Roman"/>
-        </w:rPr>
-        <w:t xml:space="preserve"> </w:t>
-      </w:r>
-      <w:r>
-        <w:rPr>
-          <w:rFonts w:hint="eastAsia" w:ascii="Times New Roman" w:hAnsi="Times New Roman" w:eastAsia="FangSong" w:cs="Times New Roman"/>
-        </w:rPr>
-        <w:t>曾用于</w:t>
-      </w:r>
-      <w:r>
-        <w:rPr>
-          <w:rFonts w:hint="eastAsia" w:ascii="Times New Roman" w:hAnsi="Times New Roman" w:eastAsia="Times New Roman" w:cs="Times New Roman"/>
-        </w:rPr>
-        <w:t>：04-</w:t>
-      </w:r>
-      <w:r>
-        <w:rPr>
-          <w:rFonts w:hint="eastAsia" w:ascii="Times New Roman" w:hAnsi="Times New Roman" w:eastAsia="FangSong" w:cs="Times New Roman"/>
-        </w:rPr>
-        <w:t>课件</w:t>
-      </w:r>
-      <w:r>
-        <w:rPr>
-          <w:rFonts w:hint="eastAsia" w:ascii="Times New Roman" w:hAnsi="Times New Roman" w:eastAsia="Times New Roman" w:cs="Times New Roman"/>
-        </w:rPr>
-        <w:t>/</w:t>
-      </w:r>
-      <w:r>
-        <w:rPr>
-          <w:rFonts w:hint="eastAsia" w:ascii="Times New Roman" w:hAnsi="Times New Roman" w:eastAsia="FangSong" w:cs="Times New Roman"/>
-        </w:rPr>
-        <w:t>习题集</w:t>
-      </w:r>
-      <w:r>
-        <w:rPr>
-          <w:rFonts w:hint="eastAsia" w:ascii="Times New Roman" w:hAnsi="Times New Roman" w:eastAsia="Times New Roman" w:cs="Times New Roman"/>
-        </w:rPr>
-        <w:t>/</w:t>
-      </w:r>
-      <w:r>
-        <w:rPr>
-          <w:rFonts w:hint="eastAsia" w:ascii="Times New Roman" w:hAnsi="Times New Roman" w:eastAsia="FangSong" w:cs="Times New Roman"/>
-        </w:rPr>
-        <w:t>化学原理阶段测试卷</w:t>
-      </w:r>
-      <w:r>
-        <w:rPr>
-          <w:rFonts w:hint="eastAsia" w:ascii="Times New Roman" w:hAnsi="Times New Roman" w:eastAsia="Times New Roman" w:cs="Times New Roman"/>
-        </w:rPr>
-        <w:t>II</w:t>
-      </w:r>
     </w:p>
     <w:p>
       <w:pPr>
@@ -7578,33 +7488,9 @@
       </w:pPr>
       <w:r>
         <w:rPr>
-          <w:rFonts w:hint="eastAsia" w:ascii="Times New Roman" w:hAnsi="Times New Roman" w:eastAsia="Times New Roman" w:cs="Times New Roman"/>
-        </w:rPr>
-        <w:t>【</w:t>
-      </w:r>
-      <w:r>
-        <w:rPr>
-          <w:rFonts w:hint="eastAsia" w:ascii="Times New Roman" w:hAnsi="Times New Roman" w:eastAsia="FangSong" w:cs="Times New Roman"/>
-        </w:rPr>
-        <w:t>例</w:t>
-      </w:r>
-      <w:r>
-        <w:rPr>
-          <w:rFonts w:ascii="Times New Roman" w:hAnsi="Times New Roman" w:eastAsia="Times New Roman" w:cs="Times New Roman"/>
-        </w:rPr>
-        <w:t xml:space="preserve"> </w:t>
-      </w:r>
-      <w:r>
-        <w:rPr>
-          <w:rFonts w:hint="eastAsia" w:ascii="Times New Roman" w:hAnsi="Times New Roman" w:eastAsia="Times New Roman" w:cs="Times New Roman"/>
-        </w:rPr>
-        <w:t>5】</w:t>
-      </w:r>
-      <w:r>
-        <w:rPr>
-          <w:rFonts w:hint="eastAsia" w:ascii="Times New Roman" w:hAnsi="Times New Roman" w:eastAsia="FangSong" w:cs="Times New Roman"/>
-        </w:rPr>
-        <w:t>锅炉中的锅垢其中所含的</w:t>
+          <w:rFonts w:hint="eastAsia" w:ascii="Times New Roman" w:hAnsi="Times New Roman" w:eastAsia="FangSong" w:cs="Times New Roman"/>
+        </w:rPr>
+        <w:t xml:space="preserve">锅炉中的锅垢其中所含的</w:t>
       </w:r>
       <w:r>
         <w:rPr>
@@ -8734,60 +8620,6 @@
           <w:rFonts w:hint="eastAsia" w:ascii="Times New Roman" w:hAnsi="Times New Roman" w:eastAsia="FangSong" w:cs="Times New Roman"/>
         </w:rPr>
         <w:t>第二分册</w:t>
-      </w:r>
-      <w:r>
-        <w:rPr>
-          <w:rFonts w:ascii="Times New Roman" w:hAnsi="Times New Roman" w:eastAsia="Times New Roman" w:cs="Times New Roman"/>
-        </w:rPr>
-        <w:t xml:space="preserve"> </w:t>
-      </w:r>
-      <w:r>
-        <w:rPr>
-          <w:rFonts w:hint="eastAsia" w:ascii="Times New Roman" w:hAnsi="Times New Roman" w:eastAsia="FangSong" w:cs="Times New Roman"/>
-        </w:rPr>
-        <w:t>曾用于</w:t>
-      </w:r>
-      <w:r>
-        <w:rPr>
-          <w:rFonts w:hint="eastAsia" w:ascii="Times New Roman" w:hAnsi="Times New Roman" w:eastAsia="Times New Roman" w:cs="Times New Roman"/>
-        </w:rPr>
-        <w:t>：04-</w:t>
-      </w:r>
-      <w:r>
-        <w:rPr>
-          <w:rFonts w:hint="eastAsia" w:ascii="Times New Roman" w:hAnsi="Times New Roman" w:eastAsia="FangSong" w:cs="Times New Roman"/>
-        </w:rPr>
-        <w:t>课件</w:t>
-      </w:r>
-      <w:r>
-        <w:rPr>
-          <w:rFonts w:hint="eastAsia" w:ascii="Times New Roman" w:hAnsi="Times New Roman" w:eastAsia="Times New Roman" w:cs="Times New Roman"/>
-        </w:rPr>
-        <w:t>/</w:t>
-      </w:r>
-      <w:r>
-        <w:rPr>
-          <w:rFonts w:hint="eastAsia" w:ascii="Times New Roman" w:hAnsi="Times New Roman" w:eastAsia="FangSong" w:cs="Times New Roman"/>
-        </w:rPr>
-        <w:t>习题集</w:t>
-      </w:r>
-      <w:r>
-        <w:rPr>
-          <w:rFonts w:hint="eastAsia" w:ascii="Times New Roman" w:hAnsi="Times New Roman" w:eastAsia="Times New Roman" w:cs="Times New Roman"/>
-        </w:rPr>
-        <w:t>/</w:t>
-      </w:r>
-      <w:r>
-        <w:rPr>
-          <w:rFonts w:hint="eastAsia" w:ascii="Times New Roman" w:hAnsi="Times New Roman" w:eastAsia="FangSong" w:cs="Times New Roman"/>
-        </w:rPr>
-        <w:t>化学原理阶段测试卷</w:t>
-      </w:r>
-      <w:r>
-        <w:rPr>
-          <w:rFonts w:hint="eastAsia" w:ascii="Times New Roman" w:hAnsi="Times New Roman" w:eastAsia="Times New Roman" w:cs="Times New Roman"/>
-        </w:rPr>
-        <w:t>II</w:t>
       </w:r>
     </w:p>
     <w:p>
@@ -11365,30 +11197,6 @@
       <w:pPr>
         <w:pStyle w:val="FirstParagraph"/>
       </w:pPr>
-      <w:r>
-        <w:rPr>
-          <w:rFonts w:hint="eastAsia" w:ascii="Times New Roman" w:hAnsi="Times New Roman" w:eastAsia="Times New Roman" w:cs="Times New Roman"/>
-        </w:rPr>
-        <w:t>【</w:t>
-      </w:r>
-      <w:r>
-        <w:rPr>
-          <w:rFonts w:hint="eastAsia" w:ascii="Times New Roman" w:hAnsi="Times New Roman" w:eastAsia="FangSong" w:cs="Times New Roman"/>
-        </w:rPr>
-        <w:t>例</w:t>
-      </w:r>
-      <w:r>
-        <w:rPr>
-          <w:rFonts w:ascii="Times New Roman" w:hAnsi="Times New Roman" w:eastAsia="Times New Roman" w:cs="Times New Roman"/>
-        </w:rPr>
-        <w:t xml:space="preserve"> </w:t>
-      </w:r>
-      <w:r>
-        <w:rPr>
-          <w:rFonts w:hint="eastAsia" w:ascii="Times New Roman" w:hAnsi="Times New Roman" w:eastAsia="Times New Roman" w:cs="Times New Roman"/>
-        </w:rPr>
-        <w:t>8】</w:t>
-      </w:r>
       <w:r>
         <w:rPr>
           <w:rFonts w:hint="eastAsia" w:ascii="Times New Roman" w:hAnsi="Times New Roman" w:eastAsia="FangSong" w:cs="Times New Roman"/>
